--- a/ESTRUCTURA DE DATOS/S4/APE 1.docx
+++ b/ESTRUCTURA DE DATOS/S4/APE 1.docx
@@ -415,50 +415,24 @@
     </w:p>
     <w:p>
       <w:pPr>
-        <w:rPr>
-          <w:rFonts w:ascii="Times New Roman" w:hAnsi="Times New Roman" w:cs="Times New Roman"/>
-          <w:i/>
-          <w:color w:val="7F7F7F" w:themeColor="text1" w:themeTint="80"/>
-          <w:sz w:val="20"/>
-        </w:rPr>
-      </w:pPr>
-      <w:r>
-        <w:rPr>
-          <w:rFonts w:ascii="Times New Roman" w:hAnsi="Times New Roman" w:cs="Times New Roman"/>
-          <w:b/>
-          <w:i/>
-          <w:color w:val="7F7F7F" w:themeColor="text1" w:themeTint="80"/>
-          <w:sz w:val="20"/>
-        </w:rPr>
-        <w:t>Introducción</w:t>
-      </w:r>
-      <w:r>
-        <w:rPr>
-          <w:rFonts w:ascii="Times New Roman" w:hAnsi="Times New Roman" w:cs="Times New Roman"/>
-          <w:i/>
-          <w:color w:val="7F7F7F" w:themeColor="text1" w:themeTint="80"/>
-          <w:sz w:val="20"/>
-        </w:rPr>
-        <w:t xml:space="preserve">: Debe colocar la fundamentación teórica (conceptualizaciones), </w:t>
-      </w:r>
-      <w:r>
-        <w:rPr>
-          <w:rFonts w:ascii="Times New Roman" w:hAnsi="Times New Roman" w:cs="Times New Roman"/>
-          <w:b/>
-          <w:i/>
-          <w:color w:val="7F7F7F" w:themeColor="text1" w:themeTint="80"/>
-          <w:sz w:val="20"/>
-        </w:rPr>
-        <w:t>antecedentes y justificación del tema a desarrollar</w:t>
-      </w:r>
-      <w:r>
-        <w:rPr>
-          <w:rFonts w:ascii="Times New Roman" w:hAnsi="Times New Roman" w:cs="Times New Roman"/>
-          <w:i/>
-          <w:color w:val="7F7F7F" w:themeColor="text1" w:themeTint="80"/>
-          <w:sz w:val="20"/>
-        </w:rPr>
-        <w:t>. Es importante que este apartado contenga citas bibliográficas con autores de no más de 5 años de publicación. (Recuerde borrar esta información durante el desarrollo del PE)</w:t>
+        <w:jc w:val="left"/>
+        <w:rPr>
+          <w:rFonts w:ascii="Times New Roman" w:hAnsi="Times New Roman" w:cs="Times New Roman"/>
+          <w:b/>
+          <w:bCs/>
+          <w:sz w:val="28"/>
+          <w:szCs w:val="24"/>
+        </w:rPr>
+      </w:pPr>
+      <w:r>
+        <w:rPr>
+          <w:rFonts w:ascii="Times New Roman" w:hAnsi="Times New Roman" w:cs="Times New Roman"/>
+          <w:b/>
+          <w:bCs/>
+          <w:sz w:val="28"/>
+          <w:szCs w:val="24"/>
+        </w:rPr>
+        <w:br w:type="page"/>
       </w:r>
     </w:p>
     <w:p>
@@ -504,19 +478,6 @@
     </w:p>
     <w:p>
       <w:pPr>
-        <w:rPr>
-          <w:rFonts w:ascii="Times New Roman" w:hAnsi="Times New Roman" w:cs="Times New Roman"/>
-        </w:rPr>
-      </w:pPr>
-      <w:r>
-        <w:rPr>
-          <w:rFonts w:ascii="Times New Roman" w:hAnsi="Times New Roman" w:cs="Times New Roman"/>
-        </w:rPr>
-        <w:br w:type="page"/>
-      </w:r>
-    </w:p>
-    <w:p>
-      <w:pPr>
         <w:spacing w:line="360" w:lineRule="auto"/>
         <w:rPr>
           <w:rFonts w:ascii="Times New Roman" w:hAnsi="Times New Roman" w:cs="Times New Roman"/>
@@ -534,7 +495,6 @@
           <w:sz w:val="28"/>
           <w:szCs w:val="24"/>
         </w:rPr>
-        <w:lastRenderedPageBreak/>
         <w:t>Fundamentación Teórica</w:t>
       </w:r>
     </w:p>
@@ -1032,13 +992,7 @@
               <w:rPr>
                 <w:rFonts w:ascii="Times New Roman" w:hAnsi="Times New Roman" w:cs="Times New Roman"/>
               </w:rPr>
-              <w:t>Clases</w:t>
-            </w:r>
-            <w:r>
-              <w:rPr>
-                <w:rFonts w:ascii="Times New Roman" w:hAnsi="Times New Roman" w:cs="Times New Roman"/>
-              </w:rPr>
-              <w:t xml:space="preserve"> </w:t>
+              <w:t xml:space="preserve">Clases </w:t>
             </w:r>
             <w:r>
               <w:rPr>
@@ -1162,13 +1116,7 @@
               <w:rPr>
                 <w:rFonts w:ascii="Times New Roman" w:hAnsi="Times New Roman" w:cs="Times New Roman"/>
               </w:rPr>
-              <w:t>Listas en memoria:</w:t>
-            </w:r>
-            <w:r>
-              <w:rPr>
-                <w:rFonts w:ascii="Times New Roman" w:hAnsi="Times New Roman" w:cs="Times New Roman"/>
-              </w:rPr>
-              <w:t xml:space="preserve"> </w:t>
+              <w:t xml:space="preserve">Listas en memoria: </w:t>
             </w:r>
             <w:proofErr w:type="spellStart"/>
             <w:r>
@@ -1568,13 +1516,7 @@
               <w:rPr>
                 <w:rFonts w:ascii="Trade Gothic Inline" w:hAnsi="Trade Gothic Inline" w:cs="Times New Roman"/>
               </w:rPr>
-              <w:t>2026-06-2</w:t>
-            </w:r>
-            <w:r>
-              <w:rPr>
-                <w:rFonts w:ascii="Trade Gothic Inline" w:hAnsi="Trade Gothic Inline" w:cs="Times New Roman"/>
-              </w:rPr>
-              <w:t>0</w:t>
+              <w:t>2026-06-20</w:t>
             </w:r>
           </w:p>
         </w:tc>
@@ -1753,6 +1695,7 @@
           <w:rFonts w:ascii="Times New Roman" w:hAnsi="Times New Roman" w:cs="Times New Roman"/>
           <w:b/>
           <w:bCs/>
+          <w:noProof/>
           <w:sz w:val="28"/>
           <w:szCs w:val="24"/>
         </w:rPr>
@@ -1807,6 +1750,7 @@
           <w:rFonts w:ascii="Times New Roman" w:hAnsi="Times New Roman" w:cs="Times New Roman"/>
           <w:b/>
           <w:bCs/>
+          <w:noProof/>
           <w:sz w:val="28"/>
           <w:szCs w:val="24"/>
         </w:rPr>
@@ -2027,6 +1971,7 @@
           <w:ilvl w:val="0"/>
           <w:numId w:val="7"/>
         </w:numPr>
+        <w:jc w:val="left"/>
         <w:rPr>
           <w:rFonts w:ascii="Times New Roman" w:hAnsi="Times New Roman" w:cs="Times New Roman"/>
         </w:rPr>
@@ -2037,6 +1982,28 @@
         </w:rPr>
         <w:t>Enlace de repositorio:</w:t>
       </w:r>
+      <w:r>
+        <w:rPr>
+          <w:rFonts w:ascii="Times New Roman" w:hAnsi="Times New Roman" w:cs="Times New Roman"/>
+        </w:rPr>
+        <w:t xml:space="preserve"> </w:t>
+      </w:r>
+      <w:hyperlink r:id="rId10" w:history="1">
+        <w:r>
+          <w:rPr>
+            <w:rStyle w:val="Hipervnculo"/>
+            <w:rFonts w:ascii="Times New Roman" w:hAnsi="Times New Roman" w:cs="Times New Roman"/>
+          </w:rPr>
+          <w:t>https://github.com/MINAYA101/SEMESTRE-3/tree/master/ESTRUCTURA%20DE%20DATOS/S4/CODE/ubuntu</w:t>
+        </w:r>
+      </w:hyperlink>
+    </w:p>
+    <w:p>
+      <w:pPr>
+        <w:rPr>
+          <w:rFonts w:ascii="Times New Roman" w:hAnsi="Times New Roman" w:cs="Times New Roman"/>
+        </w:rPr>
+      </w:pPr>
     </w:p>
     <w:p>
       <w:pPr>
@@ -2078,9 +2045,9 @@
           <w:noProof/>
         </w:rPr>
         <w:drawing>
-          <wp:inline distT="0" distB="0" distL="0" distR="0" wp14:anchorId="6F23756A" wp14:editId="25E2F26B">
-            <wp:extent cx="5232467" cy="2943225"/>
-            <wp:effectExtent l="0" t="0" r="6350" b="0"/>
+          <wp:inline distT="0" distB="0" distL="0" distR="0" wp14:anchorId="6F23756A" wp14:editId="003DB01E">
+            <wp:extent cx="4371703" cy="2459051"/>
+            <wp:effectExtent l="0" t="0" r="0" b="0"/>
             <wp:docPr id="1927289024" name="Imagen 1"/>
             <wp:cNvGraphicFramePr>
               <a:graphicFrameLocks xmlns:a="http://schemas.openxmlformats.org/drawingml/2006/main" noChangeAspect="1"/>
@@ -2093,7 +2060,7 @@
                     <pic:cNvPicPr/>
                   </pic:nvPicPr>
                   <pic:blipFill>
-                    <a:blip r:embed="rId10"/>
+                    <a:blip r:embed="rId11"/>
                     <a:stretch>
                       <a:fillRect/>
                     </a:stretch>
@@ -2101,7 +2068,7 @@
                   <pic:spPr>
                     <a:xfrm>
                       <a:off x="0" y="0"/>
-                      <a:ext cx="5276192" cy="2967820"/>
+                      <a:ext cx="4412303" cy="2481888"/>
                     </a:xfrm>
                     <a:prstGeom prst="rect">
                       <a:avLst/>
@@ -2115,8 +2082,8 @@
       </w:r>
     </w:p>
     <w:sectPr>
-      <w:headerReference w:type="default" r:id="rId11"/>
-      <w:footerReference w:type="default" r:id="rId12"/>
+      <w:headerReference w:type="default" r:id="rId12"/>
+      <w:footerReference w:type="default" r:id="rId13"/>
       <w:pgSz w:w="11907" w:h="16840" w:code="9"/>
       <w:pgMar w:top="1417" w:right="1701" w:bottom="1417" w:left="1701" w:header="709" w:footer="1667" w:gutter="0"/>
       <w:cols w:space="708"/>
@@ -3574,6 +3541,7 @@
   <w:style w:type="character" w:default="1" w:styleId="Fuentedeprrafopredeter">
     <w:name w:val="Default Paragraph Font"/>
     <w:uiPriority w:val="1"/>
+    <w:semiHidden/>
     <w:unhideWhenUsed/>
   </w:style>
   <w:style w:type="table" w:default="1" w:styleId="Tablanormal">
